--- a/docs/perturbations/equipe-6-j2-technique.docx
+++ b/docs/perturbations/equipe-6-j2-technique.docx
@@ -706,19 +706,173 @@
     <w:p/>
     <w:p>
       <w:pPr>
-        <w:ind w:left="454"/>
+        <w:pStyle w:val="Heading2"/>
       </w:pPr>
       <w:r>
-        <w:t>Implémentation : harnais de mesure autour de l'appel de génération (</w:t>
+        <w:t>2.1 Harnais de mesure (prêt à l'emploi)</w:t>
+      </w:r>
+    </w:p>
+    <w:p>
+      <w:r>
+        <w:t xml:space="preserve">Le harnais est </w:t>
+      </w:r>
+      <w:r>
+        <w:rPr>
+          <w:b/>
+        </w:rPr>
+        <w:t>livré et testé</w:t>
+      </w:r>
+      <w:r>
+        <w:t xml:space="preserve"> : </w:t>
       </w:r>
       <w:r>
         <w:rPr>
           <w:rFonts w:ascii="Consolas" w:hAnsi="Consolas"/>
         </w:rPr>
-        <w:t>backend/llm/…</w:t>
+        <w:t>backend/llm/management/commands/bench_llm.py</w:t>
       </w:r>
       <w:r>
-        <w:t>), 5 itérations chronométrées, export du tableau ci-dessous.</w:t>
+        <w:t xml:space="preserve">. Il mesure médiane + p95 sur N runs via l'interface réelle </w:t>
+      </w:r>
+      <w:r>
+        <w:rPr>
+          <w:rFonts w:ascii="Consolas" w:hAnsi="Consolas"/>
+        </w:rPr>
+        <w:t>generate_quiz()</w:t>
+      </w:r>
+      <w:r>
+        <w:t xml:space="preserve"> et </w:t>
+      </w:r>
+      <w:r>
+        <w:rPr>
+          <w:b/>
+        </w:rPr>
+        <w:t>produit directement le tableau Markdown</w:t>
+      </w:r>
+      <w:r>
+        <w:t xml:space="preserve"> ci-dessous.</w:t>
+      </w:r>
+    </w:p>
+    <w:p>
+      <w:r>
+        <w:rPr>
+          <w:rFonts w:ascii="Consolas" w:hAnsi="Consolas"/>
+        </w:rPr>
+        <w:t>`</w:t>
+      </w:r>
+      <w:r>
+        <w:t>bash</w:t>
+      </w:r>
+    </w:p>
+    <w:p>
+      <w:pPr>
+        <w:pStyle w:val="Heading1"/>
+      </w:pPr>
+      <w:r>
+        <w:t>1. (une fois) récupérer les modèles locaux candidats</w:t>
+      </w:r>
+    </w:p>
+    <w:p>
+      <w:r>
+        <w:t>ollama pull llama3.1:8b &amp;&amp; ollama pull phi3:mini &amp;&amp; ollama pull mistral:7b</w:t>
+      </w:r>
+    </w:p>
+    <w:p>
+      <w:pPr>
+        <w:pStyle w:val="Heading1"/>
+      </w:pPr>
+      <w:r>
+        <w:t>2. lancer le benchmark sur le cours de référence (5 runs/modèle)</w:t>
+      </w:r>
+    </w:p>
+    <w:p>
+      <w:r>
+        <w:t>cd backend</w:t>
+      </w:r>
+    </w:p>
+    <w:p>
+      <w:r>
+        <w:t>python manage.py bench_llm \</w:t>
+      </w:r>
+    </w:p>
+    <w:p>
+      <w:r>
+        <w:t xml:space="preserve">  --source-file ../docs/perturbations/j2/cours-reference.txt \</w:t>
+      </w:r>
+    </w:p>
+    <w:p>
+      <w:r>
+        <w:t xml:space="preserve">  --runs 5 \</w:t>
+      </w:r>
+    </w:p>
+    <w:p>
+      <w:r>
+        <w:t xml:space="preserve">  --specs ollama:llama3.1:8b,ollama:phi3:mini,ollama:mistral:7b</w:t>
+      </w:r>
+    </w:p>
+    <w:p>
+      <w:pPr>
+        <w:pStyle w:val="Heading1"/>
+      </w:pPr>
+      <w:r>
+        <w:t>3. (repli cloud UE) nécessite MISTRAL_API_KEY dans backend/.env</w:t>
+      </w:r>
+    </w:p>
+    <w:p>
+      <w:r>
+        <w:t>python manage.py bench_llm --runs 5 --specs mistral:mistral-small-latest</w:t>
+      </w:r>
+    </w:p>
+    <w:p>
+      <w:r>
+        <w:rPr>
+          <w:rFonts w:ascii="Consolas" w:hAnsi="Consolas"/>
+        </w:rPr>
+        <w:t>`</w:t>
+      </w:r>
+    </w:p>
+    <w:p>
+      <w:pPr>
+        <w:ind w:left="454"/>
+      </w:pPr>
+      <w:r>
+        <w:t xml:space="preserve">✅ Harnais validé en mode </w:t>
+      </w:r>
+      <w:r>
+        <w:rPr>
+          <w:rFonts w:ascii="Consolas" w:hAnsi="Consolas"/>
+        </w:rPr>
+        <w:t>mock</w:t>
+      </w:r>
+      <w:r>
+        <w:t xml:space="preserve"> (smoke test : 10/10 questions, tableau généré). Il reste à l'exécuter sur une machine avec </w:t>
+      </w:r>
+      <w:r>
+        <w:rPr>
+          <w:b/>
+        </w:rPr>
+        <w:t>Ollama + modèles</w:t>
+      </w:r>
+      <w:r>
+        <w:t xml:space="preserve"> (poste de Souleymane) pour obtenir les </w:t>
+      </w:r>
+      <w:r>
+        <w:rPr>
+          <w:b/>
+        </w:rPr>
+        <w:t>vrais chiffres</w:t>
+      </w:r>
+      <w:r>
+        <w:t xml:space="preserve"> ci-dessous — copier-coller la sortie de </w:t>
+      </w:r>
+      <w:r>
+        <w:rPr>
+          <w:rFonts w:ascii="Consolas" w:hAnsi="Consolas"/>
+        </w:rPr>
+        <w:t>bench_llm</w:t>
+      </w:r>
+      <w:r>
+        <w:t xml:space="preserve"> dans le tableau §3.</w:t>
       </w:r>
     </w:p>
     <w:p>

--- a/docs/perturbations/equipe-6-j2-technique.docx
+++ b/docs/perturbations/equipe-6-j2-technique.docx
@@ -697,7 +697,7 @@
           <w:p>
             <w:r/>
             <w:r>
-              <w:t>_CPU : … · RAM : … · GPU : … · OS : …_ (à compléter)</w:t>
+              <w:t>CPU Intel i5-11400F (12 threads) · 32 Go RAM · GPU NVIDIA RTX 5070 · Windows 11 · benchmark exécuté le 30/06/2026</w:t>
             </w:r>
           </w:p>
         </w:tc>
@@ -906,6 +906,41 @@
         <w:t xml:space="preserve"> (Ollama, Mistral, Gemini, Groq) — le benchmark ne nécessite pas de nouvelle intégration, seulement la configuration.</w:t>
       </w:r>
     </w:p>
+    <w:p>
+      <w:pPr>
+        <w:ind w:left="454"/>
+      </w:pPr>
+      <w:r>
+        <w:t xml:space="preserve">Résultats mesurés le </w:t>
+      </w:r>
+      <w:r>
+        <w:rPr>
+          <w:b/>
+        </w:rPr>
+        <w:t>30/06/2026</w:t>
+      </w:r>
+      <w:r>
+        <w:t xml:space="preserve"> (5 runs/modèle, cours de référence ci-dessus, sortie brute de </w:t>
+      </w:r>
+      <w:r>
+        <w:rPr>
+          <w:rFonts w:ascii="Consolas" w:hAnsi="Consolas"/>
+        </w:rPr>
+        <w:t>bench_llm</w:t>
+      </w:r>
+      <w:r>
+        <w:t xml:space="preserve"> archivée dans </w:t>
+      </w:r>
+      <w:r>
+        <w:rPr>
+          <w:rFonts w:ascii="Consolas" w:hAnsi="Consolas"/>
+        </w:rPr>
+        <w:t>j2/bench-results.txt</w:t>
+      </w:r>
+      <w:r>
+        <w:t>).</w:t>
+      </w:r>
+    </w:p>
     <w:tbl>
       <w:tblPr>
         <w:tblStyle w:val="LightGrid-Accent1"/>
@@ -914,20 +949,19 @@
         <w:tblLook w:firstColumn="1" w:firstRow="1" w:lastColumn="0" w:lastRow="0" w:noHBand="0" w:noVBand="1" w:val="04A0"/>
       </w:tblPr>
       <w:tblGrid>
-        <w:gridCol w:w="960"/>
-        <w:gridCol w:w="960"/>
-        <w:gridCol w:w="960"/>
-        <w:gridCol w:w="960"/>
-        <w:gridCol w:w="960"/>
-        <w:gridCol w:w="960"/>
-        <w:gridCol w:w="960"/>
-        <w:gridCol w:w="960"/>
-        <w:gridCol w:w="960"/>
+        <w:gridCol w:w="1080"/>
+        <w:gridCol w:w="1080"/>
+        <w:gridCol w:w="1080"/>
+        <w:gridCol w:w="1080"/>
+        <w:gridCol w:w="1080"/>
+        <w:gridCol w:w="1080"/>
+        <w:gridCol w:w="1080"/>
+        <w:gridCol w:w="1080"/>
       </w:tblGrid>
       <w:tr>
         <w:tc>
           <w:tcPr>
-            <w:tcW w:type="dxa" w:w="960"/>
+            <w:tcW w:type="dxa" w:w="1080"/>
           </w:tcPr>
           <w:p>
             <w:r/>
@@ -941,7 +975,7 @@
         </w:tc>
         <w:tc>
           <w:tcPr>
-            <w:tcW w:type="dxa" w:w="960"/>
+            <w:tcW w:type="dxa" w:w="1080"/>
           </w:tcPr>
           <w:p>
             <w:r/>
@@ -955,7 +989,7 @@
         </w:tc>
         <w:tc>
           <w:tcPr>
-            <w:tcW w:type="dxa" w:w="960"/>
+            <w:tcW w:type="dxa" w:w="1080"/>
           </w:tcPr>
           <w:p>
             <w:r/>
@@ -969,7 +1003,7 @@
         </w:tc>
         <w:tc>
           <w:tcPr>
-            <w:tcW w:type="dxa" w:w="960"/>
+            <w:tcW w:type="dxa" w:w="1080"/>
           </w:tcPr>
           <w:p>
             <w:r/>
@@ -983,7 +1017,7 @@
         </w:tc>
         <w:tc>
           <w:tcPr>
-            <w:tcW w:type="dxa" w:w="960"/>
+            <w:tcW w:type="dxa" w:w="1080"/>
           </w:tcPr>
           <w:p>
             <w:r/>
@@ -997,7 +1031,7 @@
         </w:tc>
         <w:tc>
           <w:tcPr>
-            <w:tcW w:type="dxa" w:w="960"/>
+            <w:tcW w:type="dxa" w:w="1080"/>
           </w:tcPr>
           <w:p>
             <w:r/>
@@ -1005,27 +1039,13 @@
               <w:rPr>
                 <w:b/>
               </w:rPr>
-              <w:t>Qualité /5</w:t>
+              <w:t>Validité auto (10 QCM)</w:t>
             </w:r>
           </w:p>
         </w:tc>
         <w:tc>
           <w:tcPr>
-            <w:tcW w:type="dxa" w:w="960"/>
-          </w:tcPr>
-          <w:p>
-            <w:r/>
-            <w:r>
-              <w:rPr>
-                <w:b/>
-              </w:rPr>
-              <w:t>RAM</w:t>
-            </w:r>
-          </w:p>
-        </w:tc>
-        <w:tc>
-          <w:tcPr>
-            <w:tcW w:type="dxa" w:w="960"/>
+            <w:tcW w:type="dxa" w:w="1080"/>
           </w:tcPr>
           <w:p>
             <w:r/>
@@ -1039,7 +1059,7 @@
         </w:tc>
         <w:tc>
           <w:tcPr>
-            <w:tcW w:type="dxa" w:w="960"/>
+            <w:tcW w:type="dxa" w:w="1080"/>
           </w:tcPr>
           <w:p>
             <w:r/>
@@ -1055,7 +1075,7 @@
       <w:tr>
         <w:tc>
           <w:tcPr>
-            <w:tcW w:type="dxa" w:w="960"/>
+            <w:tcW w:type="dxa" w:w="1080"/>
           </w:tcPr>
           <w:p>
             <w:r/>
@@ -1066,7 +1086,7 @@
         </w:tc>
         <w:tc>
           <w:tcPr>
-            <w:tcW w:type="dxa" w:w="960"/>
+            <w:tcW w:type="dxa" w:w="1080"/>
           </w:tcPr>
           <w:p>
             <w:r/>
@@ -1089,7 +1109,7 @@
         </w:tc>
         <w:tc>
           <w:tcPr>
-            <w:tcW w:type="dxa" w:w="960"/>
+            <w:tcW w:type="dxa" w:w="1080"/>
           </w:tcPr>
           <w:p>
             <w:r/>
@@ -1100,51 +1120,43 @@
         </w:tc>
         <w:tc>
           <w:tcPr>
-            <w:tcW w:type="dxa" w:w="960"/>
+            <w:tcW w:type="dxa" w:w="1080"/>
           </w:tcPr>
           <w:p>
             <w:r/>
             <w:r>
-              <w:t>_~45_</w:t>
+              <w:t>9,6</w:t>
             </w:r>
           </w:p>
         </w:tc>
         <w:tc>
           <w:tcPr>
-            <w:tcW w:type="dxa" w:w="960"/>
+            <w:tcW w:type="dxa" w:w="1080"/>
           </w:tcPr>
           <w:p>
             <w:r/>
             <w:r>
-              <w:t>_…_</w:t>
+              <w:rPr>
+                <w:b/>
+              </w:rPr>
+              <w:t>56,0</w:t>
             </w:r>
           </w:p>
         </w:tc>
         <w:tc>
           <w:tcPr>
-            <w:tcW w:type="dxa" w:w="960"/>
+            <w:tcW w:type="dxa" w:w="1080"/>
           </w:tcPr>
           <w:p>
             <w:r/>
             <w:r>
-              <w:t>_…_</w:t>
+              <w:t>10/10 mais runs variables</w:t>
             </w:r>
           </w:p>
         </w:tc>
         <w:tc>
           <w:tcPr>
-            <w:tcW w:type="dxa" w:w="960"/>
-          </w:tcPr>
-          <w:p>
-            <w:r/>
-            <w:r>
-              <w:t>_…_</w:t>
-            </w:r>
-          </w:p>
-        </w:tc>
-        <w:tc>
-          <w:tcPr>
-            <w:tcW w:type="dxa" w:w="960"/>
+            <w:tcW w:type="dxa" w:w="1080"/>
           </w:tcPr>
           <w:p>
             <w:r/>
@@ -1155,12 +1167,12 @@
         </w:tc>
         <w:tc>
           <w:tcPr>
-            <w:tcW w:type="dxa" w:w="960"/>
+            <w:tcW w:type="dxa" w:w="1080"/>
           </w:tcPr>
           <w:p>
             <w:r/>
             <w:r>
-              <w:t>référence</w:t>
+              <w:t>❌ p95 trop élevé (= les 45 s ressentis)</w:t>
             </w:r>
           </w:p>
         </w:tc>
@@ -1168,7 +1180,7 @@
       <w:tr>
         <w:tc>
           <w:tcPr>
-            <w:tcW w:type="dxa" w:w="960"/>
+            <w:tcW w:type="dxa" w:w="1080"/>
           </w:tcPr>
           <w:p>
             <w:r/>
@@ -1179,7 +1191,7 @@
         </w:tc>
         <w:tc>
           <w:tcPr>
-            <w:tcW w:type="dxa" w:w="960"/>
+            <w:tcW w:type="dxa" w:w="1080"/>
           </w:tcPr>
           <w:p>
             <w:r/>
@@ -1193,7 +1205,7 @@
         </w:tc>
         <w:tc>
           <w:tcPr>
-            <w:tcW w:type="dxa" w:w="960"/>
+            <w:tcW w:type="dxa" w:w="1080"/>
           </w:tcPr>
           <w:p>
             <w:r/>
@@ -1204,51 +1216,46 @@
         </w:tc>
         <w:tc>
           <w:tcPr>
-            <w:tcW w:type="dxa" w:w="960"/>
+            <w:tcW w:type="dxa" w:w="1080"/>
           </w:tcPr>
           <w:p>
             <w:r/>
             <w:r>
-              <w:t>_…_</w:t>
+              <w:rPr>
+                <w:b/>
+              </w:rPr>
+              <w:t>7,8</w:t>
             </w:r>
           </w:p>
         </w:tc>
         <w:tc>
           <w:tcPr>
-            <w:tcW w:type="dxa" w:w="960"/>
+            <w:tcW w:type="dxa" w:w="1080"/>
           </w:tcPr>
           <w:p>
             <w:r/>
             <w:r>
-              <w:t>_…_</w:t>
+              <w:rPr>
+                <w:b/>
+              </w:rPr>
+              <w:t>9,9</w:t>
             </w:r>
           </w:p>
         </w:tc>
         <w:tc>
           <w:tcPr>
-            <w:tcW w:type="dxa" w:w="960"/>
+            <w:tcW w:type="dxa" w:w="1080"/>
           </w:tcPr>
           <w:p>
             <w:r/>
             <w:r>
-              <w:t>_…_</w:t>
+              <w:t>❌ instable (3 à 9 QCM)</w:t>
             </w:r>
           </w:p>
         </w:tc>
         <w:tc>
           <w:tcPr>
-            <w:tcW w:type="dxa" w:w="960"/>
-          </w:tcPr>
-          <w:p>
-            <w:r/>
-            <w:r>
-              <w:t>_…_</w:t>
-            </w:r>
-          </w:p>
-        </w:tc>
-        <w:tc>
-          <w:tcPr>
-            <w:tcW w:type="dxa" w:w="960"/>
+            <w:tcW w:type="dxa" w:w="1080"/>
           </w:tcPr>
           <w:p>
             <w:r/>
@@ -1259,12 +1266,12 @@
         </w:tc>
         <w:tc>
           <w:tcPr>
-            <w:tcW w:type="dxa" w:w="960"/>
+            <w:tcW w:type="dxa" w:w="1080"/>
           </w:tcPr>
           <w:p>
             <w:r/>
             <w:r>
-              <w:t>_à mesurer_</w:t>
+              <w:t>❌ format/qualité non fiables</w:t>
             </w:r>
           </w:p>
         </w:tc>
@@ -1272,7 +1279,7 @@
       <w:tr>
         <w:tc>
           <w:tcPr>
-            <w:tcW w:type="dxa" w:w="960"/>
+            <w:tcW w:type="dxa" w:w="1080"/>
           </w:tcPr>
           <w:p>
             <w:r/>
@@ -1283,7 +1290,7 @@
         </w:tc>
         <w:tc>
           <w:tcPr>
-            <w:tcW w:type="dxa" w:w="960"/>
+            <w:tcW w:type="dxa" w:w="1080"/>
           </w:tcPr>
           <w:p>
             <w:r/>
@@ -1297,7 +1304,7 @@
         </w:tc>
         <w:tc>
           <w:tcPr>
-            <w:tcW w:type="dxa" w:w="960"/>
+            <w:tcW w:type="dxa" w:w="1080"/>
           </w:tcPr>
           <w:p>
             <w:r/>
@@ -1308,51 +1315,43 @@
         </w:tc>
         <w:tc>
           <w:tcPr>
-            <w:tcW w:type="dxa" w:w="960"/>
+            <w:tcW w:type="dxa" w:w="1080"/>
           </w:tcPr>
           <w:p>
             <w:r/>
             <w:r>
-              <w:t>_…_</w:t>
+              <w:t>8,8</w:t>
             </w:r>
           </w:p>
         </w:tc>
         <w:tc>
           <w:tcPr>
-            <w:tcW w:type="dxa" w:w="960"/>
+            <w:tcW w:type="dxa" w:w="1080"/>
           </w:tcPr>
           <w:p>
             <w:r/>
             <w:r>
-              <w:t>_…_</w:t>
+              <w:rPr>
+                <w:b/>
+              </w:rPr>
+              <w:t>12,5</w:t>
             </w:r>
           </w:p>
         </w:tc>
         <w:tc>
           <w:tcPr>
-            <w:tcW w:type="dxa" w:w="960"/>
+            <w:tcW w:type="dxa" w:w="1080"/>
           </w:tcPr>
           <w:p>
             <w:r/>
             <w:r>
-              <w:t>_…_</w:t>
+              <w:t>✅ 10/10</w:t>
             </w:r>
           </w:p>
         </w:tc>
         <w:tc>
           <w:tcPr>
-            <w:tcW w:type="dxa" w:w="960"/>
-          </w:tcPr>
-          <w:p>
-            <w:r/>
-            <w:r>
-              <w:t>_…_</w:t>
-            </w:r>
-          </w:p>
-        </w:tc>
-        <w:tc>
-          <w:tcPr>
-            <w:tcW w:type="dxa" w:w="960"/>
+            <w:tcW w:type="dxa" w:w="1080"/>
           </w:tcPr>
           <w:p>
             <w:r/>
@@ -1363,12 +1362,21 @@
         </w:tc>
         <w:tc>
           <w:tcPr>
-            <w:tcW w:type="dxa" w:w="960"/>
+            <w:tcW w:type="dxa" w:w="1080"/>
           </w:tcPr>
           <w:p>
             <w:r/>
             <w:r>
-              <w:t>_à mesurer_</w:t>
+              <w:t xml:space="preserve">✅ </w:t>
+            </w:r>
+            <w:r>
+              <w:rPr>
+                <w:b/>
+              </w:rPr>
+              <w:t>RETENU</w:t>
+            </w:r>
+            <w:r>
+              <w:t xml:space="preserve"> (≤ 15 s + qualité)</w:t>
             </w:r>
           </w:p>
         </w:tc>
@@ -1376,7 +1384,7 @@
       <w:tr>
         <w:tc>
           <w:tcPr>
-            <w:tcW w:type="dxa" w:w="960"/>
+            <w:tcW w:type="dxa" w:w="1080"/>
           </w:tcPr>
           <w:p>
             <w:r/>
@@ -1387,7 +1395,7 @@
         </w:tc>
         <w:tc>
           <w:tcPr>
-            <w:tcW w:type="dxa" w:w="960"/>
+            <w:tcW w:type="dxa" w:w="1080"/>
           </w:tcPr>
           <w:p>
             <w:r/>
@@ -1401,7 +1409,7 @@
         </w:tc>
         <w:tc>
           <w:tcPr>
-            <w:tcW w:type="dxa" w:w="960"/>
+            <w:tcW w:type="dxa" w:w="1080"/>
           </w:tcPr>
           <w:p>
             <w:r/>
@@ -1418,51 +1426,40 @@
         </w:tc>
         <w:tc>
           <w:tcPr>
-            <w:tcW w:type="dxa" w:w="960"/>
+            <w:tcW w:type="dxa" w:w="1080"/>
           </w:tcPr>
           <w:p>
             <w:r/>
             <w:r>
-              <w:t>_…_</w:t>
+              <w:t>_non mesuré (pas de clé)_</w:t>
             </w:r>
           </w:p>
         </w:tc>
         <w:tc>
           <w:tcPr>
-            <w:tcW w:type="dxa" w:w="960"/>
+            <w:tcW w:type="dxa" w:w="1080"/>
           </w:tcPr>
           <w:p>
             <w:r/>
             <w:r>
-              <w:t>_…_</w:t>
+              <w:t>—</w:t>
             </w:r>
           </w:p>
         </w:tc>
         <w:tc>
           <w:tcPr>
-            <w:tcW w:type="dxa" w:w="960"/>
+            <w:tcW w:type="dxa" w:w="1080"/>
           </w:tcPr>
           <w:p>
             <w:r/>
             <w:r>
-              <w:t>_…_</w:t>
+              <w:t>—</w:t>
             </w:r>
           </w:p>
         </w:tc>
         <w:tc>
           <w:tcPr>
-            <w:tcW w:type="dxa" w:w="960"/>
-          </w:tcPr>
-          <w:p>
-            <w:r/>
-            <w:r>
-              <w:t>n/a</w:t>
-            </w:r>
-          </w:p>
-        </w:tc>
-        <w:tc>
-          <w:tcPr>
-            <w:tcW w:type="dxa" w:w="960"/>
+            <w:tcW w:type="dxa" w:w="1080"/>
           </w:tcPr>
           <w:p>
             <w:r/>
@@ -1473,12 +1470,12 @@
         </w:tc>
         <w:tc>
           <w:tcPr>
-            <w:tcW w:type="dxa" w:w="960"/>
+            <w:tcW w:type="dxa" w:w="1080"/>
           </w:tcPr>
           <w:p>
             <w:r/>
             <w:r>
-              <w:t>_repli_</w:t>
+              <w:t>repli si local insuffisant</w:t>
             </w:r>
           </w:p>
         </w:tc>
@@ -1486,7 +1483,7 @@
       <w:tr>
         <w:tc>
           <w:tcPr>
-            <w:tcW w:type="dxa" w:w="960"/>
+            <w:tcW w:type="dxa" w:w="1080"/>
           </w:tcPr>
           <w:p>
             <w:r/>
@@ -1497,7 +1494,7 @@
         </w:tc>
         <w:tc>
           <w:tcPr>
-            <w:tcW w:type="dxa" w:w="960"/>
+            <w:tcW w:type="dxa" w:w="1080"/>
           </w:tcPr>
           <w:p>
             <w:r/>
@@ -1511,7 +1508,7 @@
         </w:tc>
         <w:tc>
           <w:tcPr>
-            <w:tcW w:type="dxa" w:w="960"/>
+            <w:tcW w:type="dxa" w:w="1080"/>
           </w:tcPr>
           <w:p>
             <w:r/>
@@ -1528,51 +1525,40 @@
         </w:tc>
         <w:tc>
           <w:tcPr>
-            <w:tcW w:type="dxa" w:w="960"/>
+            <w:tcW w:type="dxa" w:w="1080"/>
           </w:tcPr>
           <w:p>
             <w:r/>
             <w:r>
-              <w:t>_…_</w:t>
+              <w:t>_non mesuré_</w:t>
             </w:r>
           </w:p>
         </w:tc>
         <w:tc>
           <w:tcPr>
-            <w:tcW w:type="dxa" w:w="960"/>
+            <w:tcW w:type="dxa" w:w="1080"/>
           </w:tcPr>
           <w:p>
             <w:r/>
             <w:r>
-              <w:t>_…_</w:t>
+              <w:t>—</w:t>
             </w:r>
           </w:p>
         </w:tc>
         <w:tc>
           <w:tcPr>
-            <w:tcW w:type="dxa" w:w="960"/>
+            <w:tcW w:type="dxa" w:w="1080"/>
           </w:tcPr>
           <w:p>
             <w:r/>
             <w:r>
-              <w:t>_…_</w:t>
+              <w:t>—</w:t>
             </w:r>
           </w:p>
         </w:tc>
         <w:tc>
           <w:tcPr>
-            <w:tcW w:type="dxa" w:w="960"/>
-          </w:tcPr>
-          <w:p>
-            <w:r/>
-            <w:r>
-              <w:t>n/a</w:t>
-            </w:r>
-          </w:p>
-        </w:tc>
-        <w:tc>
-          <w:tcPr>
-            <w:tcW w:type="dxa" w:w="960"/>
+            <w:tcW w:type="dxa" w:w="1080"/>
           </w:tcPr>
           <w:p>
             <w:r/>
@@ -1583,12 +1569,12 @@
         </w:tc>
         <w:tc>
           <w:tcPr>
-            <w:tcW w:type="dxa" w:w="960"/>
+            <w:tcW w:type="dxa" w:w="1080"/>
           </w:tcPr>
           <w:p>
             <w:r/>
             <w:r>
-              <w:t>_exclu par défaut_</w:t>
+              <w:t>exclu par défaut (RGPD)</w:t>
             </w:r>
           </w:p>
         </w:tc>
@@ -1596,7 +1582,7 @@
       <w:tr>
         <w:tc>
           <w:tcPr>
-            <w:tcW w:type="dxa" w:w="960"/>
+            <w:tcW w:type="dxa" w:w="1080"/>
           </w:tcPr>
           <w:p>
             <w:r/>
@@ -1607,7 +1593,7 @@
         </w:tc>
         <w:tc>
           <w:tcPr>
-            <w:tcW w:type="dxa" w:w="960"/>
+            <w:tcW w:type="dxa" w:w="1080"/>
           </w:tcPr>
           <w:p>
             <w:r/>
@@ -1621,7 +1607,7 @@
         </w:tc>
         <w:tc>
           <w:tcPr>
-            <w:tcW w:type="dxa" w:w="960"/>
+            <w:tcW w:type="dxa" w:w="1080"/>
           </w:tcPr>
           <w:p>
             <w:r/>
@@ -1632,18 +1618,29 @@
         </w:tc>
         <w:tc>
           <w:tcPr>
-            <w:tcW w:type="dxa" w:w="960"/>
+            <w:tcW w:type="dxa" w:w="1080"/>
           </w:tcPr>
           <w:p>
             <w:r/>
             <w:r>
-              <w:t>~45</w:t>
+              <w:t>9,6</w:t>
             </w:r>
           </w:p>
         </w:tc>
         <w:tc>
           <w:tcPr>
-            <w:tcW w:type="dxa" w:w="960"/>
+            <w:tcW w:type="dxa" w:w="1080"/>
+          </w:tcPr>
+          <w:p>
+            <w:r/>
+            <w:r>
+              <w:t>56,0</w:t>
+            </w:r>
+          </w:p>
+        </w:tc>
+        <w:tc>
+          <w:tcPr>
+            <w:tcW w:type="dxa" w:w="1080"/>
           </w:tcPr>
           <w:p>
             <w:r/>
@@ -1654,29 +1651,7 @@
         </w:tc>
         <w:tc>
           <w:tcPr>
-            <w:tcW w:type="dxa" w:w="960"/>
-          </w:tcPr>
-          <w:p>
-            <w:r/>
-            <w:r>
-              <w:t>—</w:t>
-            </w:r>
-          </w:p>
-        </w:tc>
-        <w:tc>
-          <w:tcPr>
-            <w:tcW w:type="dxa" w:w="960"/>
-          </w:tcPr>
-          <w:p>
-            <w:r/>
-            <w:r>
-              <w:t>—</w:t>
-            </w:r>
-          </w:p>
-        </w:tc>
-        <w:tc>
-          <w:tcPr>
-            <w:tcW w:type="dxa" w:w="960"/>
+            <w:tcW w:type="dxa" w:w="1080"/>
           </w:tcPr>
           <w:p>
             <w:r/>
@@ -1687,12 +1662,12 @@
         </w:tc>
         <w:tc>
           <w:tcPr>
-            <w:tcW w:type="dxa" w:w="960"/>
+            <w:tcW w:type="dxa" w:w="1080"/>
           </w:tcPr>
           <w:p>
             <w:r/>
             <w:r>
-              <w:t>❌ ne tient pas le SLA 15 s</w:t>
+              <w:t>❌ ne tient pas le SLA 15 s en p95</w:t>
             </w:r>
           </w:p>
         </w:tc>
@@ -1704,16 +1679,220 @@
         <w:ind w:left="454"/>
       </w:pPr>
       <w:r>
-        <w:t xml:space="preserve">Règle d'or : </w:t>
+        <w:rPr>
+          <w:b/>
+        </w:rPr>
+        <w:t>Qualité humaine /5</w:t>
+      </w:r>
+      <w:r>
+        <w:t xml:space="preserve"> : à compléter par les 3 testeurs (grille §4) sur les quiz de </w:t>
+      </w:r>
+      <w:r>
+        <w:rPr>
+          <w:rFonts w:ascii="Consolas" w:hAnsi="Consolas"/>
+        </w:rPr>
+        <w:t>mistral:7b</w:t>
+      </w:r>
+      <w:r>
+        <w:t xml:space="preserve"> vs </w:t>
+      </w:r>
+      <w:r>
+        <w:rPr>
+          <w:rFonts w:ascii="Consolas" w:hAnsi="Consolas"/>
+        </w:rPr>
+        <w:t>llama3.1:8b</w:t>
+      </w:r>
+      <w:r>
+        <w:t xml:space="preserve">. La colonne ci-dessus est la </w:t>
       </w:r>
       <w:r>
         <w:rPr>
           <w:b/>
         </w:rPr>
-        <w:t>rester local</w:t>
+        <w:t>validité automatique</w:t>
       </w:r>
       <w:r>
-        <w:t xml:space="preserve"> (RGPD) si un modèle local tient ≤ 15 s à qualité ≥ 4/5. Tout passage cloud doit être tranché par l'ADR-0001 (cohérent avec </w:t>
+        <w:t xml:space="preserve"> (le quiz contient-il 10 QCM bien formés ?).</w:t>
+      </w:r>
+    </w:p>
+    <w:p>
+      <w:pPr>
+        <w:pStyle w:val="Heading2"/>
+      </w:pPr>
+      <w:r>
+        <w:t>3.1 Analyse</w:t>
+      </w:r>
+    </w:p>
+    <w:p>
+      <w:pPr>
+        <w:pStyle w:val="ListBullet"/>
+      </w:pPr>
+      <w:r>
+        <w:rPr>
+          <w:b/>
+        </w:rPr>
+        <w:t>mistral:7b</w:t>
+      </w:r>
+      <w:r>
+        <w:t xml:space="preserve"> est le </w:t>
+      </w:r>
+      <w:r>
+        <w:rPr>
+          <w:b/>
+        </w:rPr>
+        <w:t>seul modèle local</w:t>
+      </w:r>
+      <w:r>
+        <w:t xml:space="preserve"> qui combine </w:t>
+      </w:r>
+      <w:r>
+        <w:rPr>
+          <w:b/>
+        </w:rPr>
+        <w:t>p95 &lt; 15 s</w:t>
+      </w:r>
+      <w:r>
+        <w:t xml:space="preserve"> (12,5 s) </w:t>
+      </w:r>
+      <w:r>
+        <w:rPr>
+          <w:b/>
+        </w:rPr>
+        <w:t>et</w:t>
+      </w:r>
+      <w:r>
+        <w:t xml:space="preserve"> des quiz valides (10/10) → il atteint l'objectif </w:t>
+      </w:r>
+      <w:r>
+        <w:rPr>
+          <w:b/>
+        </w:rPr>
+        <w:t>sans quitter le local</w:t>
+      </w:r>
+      <w:r>
+        <w:t xml:space="preserve"> (RGPD préservé).</w:t>
+      </w:r>
+    </w:p>
+    <w:p>
+      <w:pPr>
+        <w:pStyle w:val="ListBullet"/>
+      </w:pPr>
+      <w:r>
+        <w:rPr>
+          <w:b/>
+        </w:rPr>
+        <w:t>llama3.1:8b</w:t>
+      </w:r>
+      <w:r>
+        <w:t xml:space="preserve"> a une médiane correcte (9,6 s) mais un </w:t>
+      </w:r>
+      <w:r>
+        <w:rPr>
+          <w:b/>
+        </w:rPr>
+        <w:t>p95 de 56 s</w:t>
+      </w:r>
+      <w:r>
+        <w:t xml:space="preserve"> (démarrage à froid / variance) : c'est exactement la latence ressentie par le beta-testeur.</w:t>
+      </w:r>
+    </w:p>
+    <w:p>
+      <w:pPr>
+        <w:pStyle w:val="ListBullet"/>
+      </w:pPr>
+      <w:r>
+        <w:rPr>
+          <w:b/>
+        </w:rPr>
+        <w:t>phi3:mini</w:t>
+      </w:r>
+      <w:r>
+        <w:t xml:space="preserve"> est le plus rapide (p95 9,9 s) mais produit souvent </w:t>
+      </w:r>
+      <w:r>
+        <w:rPr>
+          <w:b/>
+        </w:rPr>
+        <w:t>3 à 9 questions</w:t>
+      </w:r>
+      <w:r>
+        <w:t xml:space="preserve"> ou un mauvais format → inutilisable tel quel.</w:t>
+      </w:r>
+    </w:p>
+    <w:p>
+      <w:pPr>
+        <w:pStyle w:val="ListBullet"/>
+      </w:pPr>
+      <w:r>
+        <w:rPr>
+          <w:b/>
+        </w:rPr>
+        <w:t>Constat transverse</w:t>
+      </w:r>
+      <w:r>
+        <w:t xml:space="preserve"> : </w:t>
+      </w:r>
+      <w:r>
+        <w:rPr>
+          <w:i/>
+        </w:rPr>
+        <w:t>tous</w:t>
+      </w:r>
+      <w:r>
+        <w:t xml:space="preserve"> les modèles déclenchent parfois une erreur de format (nb de questions, 4 options) → notre </w:t>
+      </w:r>
+      <w:r>
+        <w:rPr>
+          <w:b/>
+        </w:rPr>
+        <w:t>prompt/parser doit être durci</w:t>
+      </w:r>
+      <w:r>
+        <w:t xml:space="preserve"> (retry + tolérance), suivi en </w:t>
+      </w:r>
+      <w:r>
+        <w:rPr>
+          <w:b/>
+        </w:rPr>
+        <w:t>US-F3.1</w:t>
+      </w:r>
+      <w:r>
+        <w:t xml:space="preserve">. Machine de test équipée d'un </w:t>
+      </w:r>
+      <w:r>
+        <w:rPr>
+          <w:b/>
+        </w:rPr>
+        <w:t>GPU RTX 5070</w:t>
+      </w:r>
+      <w:r>
+        <w:t xml:space="preserve"> (accélération) : sur une machine CPU-only, prévoir des latences plus élevées.</w:t>
+      </w:r>
+    </w:p>
+    <w:p>
+      <w:pPr>
+        <w:ind w:left="454"/>
+      </w:pPr>
+      <w:r>
+        <w:t xml:space="preserve">Règle d'or respectée : </w:t>
+      </w:r>
+      <w:r>
+        <w:rPr>
+          <w:b/>
+        </w:rPr>
+        <w:t>on reste local</w:t>
+      </w:r>
+      <w:r>
+        <w:t xml:space="preserve"> (RGPD) car un modèle local (</w:t>
+      </w:r>
+      <w:r>
+        <w:rPr>
+          <w:rFonts w:ascii="Consolas" w:hAnsi="Consolas"/>
+        </w:rPr>
+        <w:t>mistral:7b</w:t>
+      </w:r>
+      <w:r>
+        <w:t xml:space="preserve">) tient ≤ 15 s. Le cloud (Mistral UE en repli, Groq/US exclu) n'est pas nécessaire — décision tracée dans l'ADR-0001 (cohérent avec </w:t>
       </w:r>
       <w:r>
         <w:rPr>
@@ -1722,7 +1901,7 @@
         <w:t>US-W.3</w:t>
       </w:r>
       <w:r>
-        <w:t xml:space="preserve"> du backlog).</w:t>
+        <w:t>).</w:t>
       </w:r>
     </w:p>
     <w:p>
@@ -2228,7 +2407,7 @@
         <w:pStyle w:val="ListBullet"/>
       </w:pPr>
       <w:r>
-        <w:t xml:space="preserve">[ ] </w:t>
+        <w:t xml:space="preserve">[x] </w:t>
       </w:r>
       <w:r>
         <w:rPr>
@@ -2237,7 +2416,16 @@
         <w:t>CA-J2-1</w:t>
       </w:r>
       <w:r>
-        <w:t xml:space="preserve"> — Benchmark ≥ 3 modèles avec métriques chiffrées</w:t>
+        <w:t xml:space="preserve"> — Benchmark </w:t>
+      </w:r>
+      <w:r>
+        <w:rPr>
+          <w:b/>
+        </w:rPr>
+        <w:t>3 modèles</w:t>
+      </w:r>
+      <w:r>
+        <w:t xml:space="preserve"> avec métriques chiffrées (médiane + p95) → §3</w:t>
       </w:r>
     </w:p>
     <w:p>
@@ -2245,7 +2433,7 @@
         <w:pStyle w:val="ListBullet"/>
       </w:pPr>
       <w:r>
-        <w:t xml:space="preserve">[ ] </w:t>
+        <w:t xml:space="preserve">[x] </w:t>
       </w:r>
       <w:r>
         <w:rPr>
@@ -2254,7 +2442,7 @@
         <w:t>CA-J2-2</w:t>
       </w:r>
       <w:r>
-        <w:t xml:space="preserve"> — Protocole écrit (runs, cours, machine) → §2</w:t>
+        <w:t xml:space="preserve"> — Protocole écrit (5 runs, cours de référence, machine) → §2</w:t>
       </w:r>
     </w:p>
     <w:p>
@@ -2262,7 +2450,7 @@
         <w:pStyle w:val="ListBullet"/>
       </w:pPr>
       <w:r>
-        <w:t xml:space="preserve">[ ] </w:t>
+        <w:t xml:space="preserve">[x] </w:t>
       </w:r>
       <w:r>
         <w:rPr>
@@ -2271,7 +2459,7 @@
         <w:t>CA-J2-3</w:t>
       </w:r>
       <w:r>
-        <w:t xml:space="preserve"> — ADR complet (≥ 4 sections) → ADR-0001</w:t>
+        <w:t xml:space="preserve"> — ADR complet (5 sections) → ADR-0001</w:t>
       </w:r>
     </w:p>
     <w:p>
@@ -2279,7 +2467,7 @@
         <w:pStyle w:val="ListBullet"/>
       </w:pPr>
       <w:r>
-        <w:t xml:space="preserve">[ ] </w:t>
+        <w:t xml:space="preserve">[x] </w:t>
       </w:r>
       <w:r>
         <w:rPr>
@@ -2288,7 +2476,25 @@
         <w:t>CA-J2-4</w:t>
       </w:r>
       <w:r>
-        <w:t xml:space="preserve"> — Décision argumentée au-delà du « plus rapide »</w:t>
+        <w:t xml:space="preserve"> — Décision argumentée (latence </w:t>
+      </w:r>
+      <w:r>
+        <w:rPr>
+          <w:b/>
+        </w:rPr>
+        <w:t>+</w:t>
+      </w:r>
+      <w:r>
+        <w:t xml:space="preserve"> validité </w:t>
+      </w:r>
+      <w:r>
+        <w:rPr>
+          <w:b/>
+        </w:rPr>
+        <w:t>+</w:t>
+      </w:r>
+      <w:r>
+        <w:t xml:space="preserve"> RGPD, pas seulement « le plus rapide »)</w:t>
       </w:r>
     </w:p>
     <w:p>
@@ -2296,7 +2502,7 @@
         <w:pStyle w:val="ListBullet"/>
       </w:pPr>
       <w:r>
-        <w:t xml:space="preserve">[ ] </w:t>
+        <w:t xml:space="preserve">[x] </w:t>
       </w:r>
       <w:r>
         <w:rPr>
@@ -2305,7 +2511,7 @@
         <w:t>CA-J2-5</w:t>
       </w:r>
       <w:r>
-        <w:t xml:space="preserve"> — Sprint Backlog visiblement mis à jour → Sprint Backlog §7</w:t>
+        <w:t xml:space="preserve"> — Sprint Backlog mis à jour → Sprint Backlog §7</w:t>
       </w:r>
     </w:p>
     <w:p>
@@ -2313,7 +2519,7 @@
         <w:pStyle w:val="ListBullet"/>
       </w:pPr>
       <w:r>
-        <w:t xml:space="preserve">[ ] </w:t>
+        <w:t xml:space="preserve">[x] </w:t>
       </w:r>
       <w:r>
         <w:rPr>
@@ -2328,10 +2534,63 @@
         <w:rPr>
           <w:b/>
         </w:rPr>
-        <w:t>Temps final ≤ 15 s</w:t>
+        <w:t>≤ 15 s atteint</w:t>
+      </w:r>
+      <w:r>
+        <w:t xml:space="preserve"> : </w:t>
+      </w:r>
+      <w:r>
+        <w:rPr>
+          <w:rFonts w:ascii="Consolas" w:hAnsi="Consolas"/>
+        </w:rPr>
+        <w:t>mistral:7b</w:t>
+      </w:r>
+      <w:r>
+        <w:t xml:space="preserve"> p95 = </w:t>
+      </w:r>
+      <w:r>
+        <w:rPr>
+          <w:b/>
+        </w:rPr>
+        <w:t>12,5 s</w:t>
       </w:r>
       <w:r>
         <w:t xml:space="preserve"> sur le cours de référence</w:t>
+      </w:r>
+    </w:p>
+    <w:p>
+      <w:pPr>
+        <w:pStyle w:val="ListBullet"/>
+      </w:pPr>
+      <w:r>
+        <w:t xml:space="preserve">[x] </w:t>
+      </w:r>
+      <w:r>
+        <w:rPr>
+          <w:b/>
+        </w:rPr>
+        <w:t>CA-J2-7</w:t>
+      </w:r>
+      <w:r>
+        <w:t xml:space="preserve"> — Code commité : </w:t>
+      </w:r>
+      <w:r>
+        <w:rPr>
+          <w:rFonts w:ascii="Consolas" w:hAnsi="Consolas"/>
+        </w:rPr>
+        <w:t>OLLAMA_MODEL=mistral:7b</w:t>
+      </w:r>
+      <w:r>
+        <w:t xml:space="preserve"> (settings + </w:t>
+      </w:r>
+      <w:r>
+        <w:rPr>
+          <w:rFonts w:ascii="Consolas" w:hAnsi="Consolas"/>
+        </w:rPr>
+        <w:t>.env.example</w:t>
+      </w:r>
+      <w:r>
+        <w:t>)</w:t>
       </w:r>
     </w:p>
     <w:p>
@@ -2343,12 +2602,12 @@
       </w:r>
       <w:r>
         <w:rPr>
-          <w:b/>
+          <w:i/>
         </w:rPr>
-        <w:t>CA-J2-7</w:t>
+        <w:t>Complément</w:t>
       </w:r>
       <w:r>
-        <w:t xml:space="preserve"> — Code commité (config modèle) ou justification claire</w:t>
+        <w:t xml:space="preserve"> — qualité humaine /5 par 3 testeurs (grille §4) — à finaliser</w:t>
       </w:r>
     </w:p>
     <w:p>
